--- a/reference-docs/reference.docx
+++ b/reference-docs/reference.docx
@@ -1016,8 +1016,6 @@
   <w:style w:type="table" w:default="1" w:styleId="Table">
     <w:name w:val="Table"/>
     <w:basedOn w:val="TableNormal"/>
-    <w:semiHidden/>
-    <w:unhideWhenUsed/>
     <w:qFormat/>
     <w:tblPr>
       <w:tblInd w:w="0" w:type="dxa"/>
